--- a/reports/day-18-report.docx
+++ b/reports/day-18-report.docx
@@ -1501,14 +1501,14 @@
           <w:bCs/>
           <w:i/>
         </w:rPr>
-        <w:t>11/</w:t>
+        <w:t xml:space="preserve">11/08/2026</w:t>
       </w:r>
       <w:r>
         <w:rPr>
           <w:bCs/>
           <w:i/>
         </w:rPr>
-        <w:t>08//2026</w:t>
+        <w:t xml:space="preserve"/>
       </w:r>
     </w:p>
     <w:p>
@@ -4796,7 +4796,7 @@
                 <w:sz w:val="20"/>
                 <w:szCs w:val="20"/>
               </w:rPr>
-              <w:t xml:space="preserve"> semantic HTML development, and website architecture for the Savory House Restaurant Website.</w:t>
+              <w:t xml:space="preserve">Semantic HTML development and website architecture for the Savory House restaurant website.</w:t>
             </w:r>
           </w:p>
         </w:tc>
@@ -4895,21 +4895,21 @@
                 <w:sz w:val="20"/>
                 <w:szCs w:val="20"/>
               </w:rPr>
-              <w:t>Continued building the homepage by creating the Hero section</w:t>
-            </w:r>
-            <w:r>
-              <w:rPr>
-                <w:sz w:val="20"/>
-                <w:szCs w:val="20"/>
-              </w:rPr>
-              <w:t xml:space="preserve"> </w:t>
-            </w:r>
-            <w:r>
-              <w:rPr>
-                <w:sz w:val="20"/>
-                <w:szCs w:val="20"/>
-              </w:rPr>
-              <w:t>improved the project folder structure</w:t>
+              <w:t xml:space="preserve">Continued building the homepage by creating the Hero section and improving the project folder structure.</w:t>
+            </w:r>
+            <w:r>
+              <w:rPr>
+                <w:sz w:val="20"/>
+                <w:szCs w:val="20"/>
+              </w:rPr>
+              <w:t xml:space="preserve"/>
+            </w:r>
+            <w:r>
+              <w:rPr>
+                <w:sz w:val="20"/>
+                <w:szCs w:val="20"/>
+              </w:rPr>
+              <w:t xml:space="preserve"/>
             </w:r>
           </w:p>
         </w:tc>
@@ -5991,7 +5991,7 @@
                 <w:sz w:val="20"/>
                 <w:szCs w:val="20"/>
               </w:rPr>
-              <w:t>TOTAL NUMBER</w:t>
+              <w:t xml:space="preserve">TOTAL NUMBER OF DAYS: 18</w:t>
             </w:r>
             <w:r>
               <w:rPr>
@@ -6001,7 +6001,7 @@
                 <w:sz w:val="20"/>
                 <w:szCs w:val="20"/>
               </w:rPr>
-              <w:t xml:space="preserve"> </w:t>
+              <w:t xml:space="preserve"/>
             </w:r>
             <w:r>
               <w:rPr>
@@ -6011,7 +6011,7 @@
                 <w:sz w:val="20"/>
                 <w:szCs w:val="20"/>
               </w:rPr>
-              <w:t xml:space="preserve">OF DAYS: </w:t>
+              <w:t xml:space="preserve"> </w:t>
             </w:r>
           </w:p>
         </w:tc>
@@ -6054,7 +6054,7 @@
                 <w:sz w:val="20"/>
                 <w:szCs w:val="20"/>
               </w:rPr>
-              <w:t xml:space="preserve">TOTAL NUMBER OF HOURS: </w:t>
+              <w:t xml:space="preserve">TOTAL NUMBER OF HOURS: 96.5 </w:t>
             </w:r>
           </w:p>
         </w:tc>
